--- a/Arquitectura de Sistemas Computacionales/Kit docente/Clase 7/Solucion Taller Clase 7 - CloudLite.docx
+++ b/Arquitectura de Sistemas Computacionales/Kit docente/Clase 7/Solucion Taller Clase 7 - CloudLite.docx
@@ -236,7 +236,7 @@
           <w:color w:val="4A4A49"/>
           <w:sz w:val="22"/>
         </w:rPr>
-        <w:t>Entregable: Diagrama Deployment en Mermaid dentro de ExamLab (3 zonas + puertos) + tipo de almacenamiento por componente</w:t>
+        <w:t>Entregable: Diagrama Deployment en Mermaid en la plataforma del curso (3 zonas + puertos) + tipo de almacenamiento por componente</w:t>
       </w:r>
     </w:p>
     <w:p>

--- a/Arquitectura de Sistemas Computacionales/Kit docente/Clase 7/Solucion Taller Clase 7 - CloudLite.docx
+++ b/Arquitectura de Sistemas Computacionales/Kit docente/Clase 7/Solucion Taller Clase 7 - CloudLite.docx
@@ -1508,7 +1508,7 @@
           <w:color w:val="4A4A49"/>
           <w:sz w:val="22"/>
         </w:rPr>
-        <w:t>, sin prorrateo. Es la penalizacion mas dura del diagrama y hay que anunciarla antes del taller: es el error que la pregunta busca detectar.</w:t>
+        <w:t>, sin puntaje parcial. Es la penalizacion mas dura del diagrama y hay que anunciarla antes del taller: es el error que la pregunta busca detectar.</w:t>
       </w:r>
     </w:p>
     <w:p>
@@ -1566,7 +1566,7 @@
           <w:color w:val="4A4A49"/>
           <w:sz w:val="22"/>
         </w:rPr>
-        <w:t xml:space="preserve">. Si falta el de una pieza se prorratea; si no hay ningun puerto, es cero. Los puertos tienen que ser creibles y </w:t>
+        <w:t xml:space="preserve">. Si falta el de una pieza se descuenta su parte; si no hay ningun puerto, es cero. Los puertos tienen que ser creibles y </w:t>
       </w:r>
       <w:r>
         <w:rPr>
@@ -2404,7 +2404,7 @@
           <w:color w:val="4A4A49"/>
           <w:sz w:val="22"/>
         </w:rPr>
-        <w:t xml:space="preserve"> del despliegue. Se prorratea entre las filas. La base como relacional y el bundle como objeto son las dos que tienen que estar bien; el volumen de bloque es la que distingue una buena respuesta.</w:t>
+        <w:t xml:space="preserve"> del despliegue. Se reparte entre las filas. La base como relacional y el bundle como objeto son las dos que tienen que estar bien; el volumen de bloque es la que distingue una buena respuesta.</w:t>
       </w:r>
     </w:p>
     <w:p>
@@ -3558,7 +3558,7 @@
           <w:color w:val="4A4A49"/>
           <w:sz w:val="22"/>
         </w:rPr>
-        <w:t xml:space="preserve">. Se prorratea. </w:t>
+        <w:t xml:space="preserve">. Se reparte por fila. </w:t>
       </w:r>
       <w:r>
         <w:rPr>
@@ -3713,7 +3713,7 @@
           <w:color w:val="4A4A49"/>
           <w:sz w:val="22"/>
         </w:rPr>
-        <w:t>Explicar la coincidencia de nombres como una cuestion de prolijidad. La razon es de fondo: sin el nombre compartido no hay forma de saber que los diagramas describen un solo sistema.</w:t>
+        <w:t>Explicar la coincidencia de nombres como una cuestion de orden. La razon es de fondo: sin el nombre compartido no hay forma de saber que los diagramas describen un solo sistema.</w:t>
       </w:r>
     </w:p>
     <w:p>
